--- a/docs/EvalCall答辩问答预案-10分钟-20260714.docx
+++ b/docs/EvalCall答辩问答预案-10分钟-20260714.docx
@@ -8,7 +8,7 @@
       </w:pPr>
       <w:r>
         <w:rPr>
-          <w:rFonts w:ascii="Arial Unicode MS" w:hAnsi="Arial Unicode MS" w:eastAsia="Arial Unicode MS"/>
+          <w:rFonts w:ascii="PingFang SC" w:hAnsi="PingFang SC" w:eastAsia="PingFang SC"/>
           <w:b/>
           <w:color w:val="2E74B5"/>
           <w:sz w:val="18"/>
@@ -22,7 +22,7 @@
       </w:pPr>
       <w:r>
         <w:rPr>
-          <w:rFonts w:ascii="Arial Unicode MS" w:hAnsi="Arial Unicode MS" w:eastAsia="Arial Unicode MS"/>
+          <w:rFonts w:ascii="PingFang SC" w:hAnsi="PingFang SC" w:eastAsia="PingFang SC"/>
           <w:b/>
           <w:color w:val="142039"/>
           <w:sz w:val="50"/>
@@ -36,7 +36,7 @@
       </w:pPr>
       <w:r>
         <w:rPr>
-          <w:rFonts w:ascii="Arial Unicode MS" w:hAnsi="Arial Unicode MS" w:eastAsia="Arial Unicode MS"/>
+          <w:rFonts w:ascii="PingFang SC" w:hAnsi="PingFang SC" w:eastAsia="PingFang SC"/>
           <w:color w:val="687386"/>
           <w:sz w:val="24"/>
         </w:rPr>
@@ -82,7 +82,7 @@
             </w:pPr>
             <w:r>
               <w:rPr>
-                <w:rFonts w:ascii="Arial Unicode MS" w:hAnsi="Arial Unicode MS" w:eastAsia="Arial Unicode MS"/>
+                <w:rFonts w:ascii="PingFang SC" w:hAnsi="PingFang SC" w:eastAsia="PingFang SC"/>
                 <w:b/>
                 <w:color w:val="142039"/>
                 <w:sz w:val="19"/>
@@ -117,7 +117,7 @@
             </w:pPr>
             <w:r>
               <w:rPr>
-                <w:rFonts w:ascii="Arial Unicode MS" w:hAnsi="Arial Unicode MS" w:eastAsia="Arial Unicode MS"/>
+                <w:rFonts w:ascii="PingFang SC" w:hAnsi="PingFang SC" w:eastAsia="PingFang SC"/>
                 <w:b w:val="0"/>
                 <w:color w:val="142039"/>
                 <w:sz w:val="21"/>
@@ -171,7 +171,7 @@
             <w:r/>
             <w:r>
               <w:rPr>
-                <w:rFonts w:ascii="Arial Unicode MS" w:hAnsi="Arial Unicode MS" w:eastAsia="Arial Unicode MS"/>
+                <w:rFonts w:ascii="PingFang SC" w:hAnsi="PingFang SC" w:eastAsia="PingFang SC"/>
                 <w:color w:val="142039"/>
                 <w:sz w:val="21"/>
               </w:rPr>
@@ -192,7 +192,7 @@
       </w:pPr>
       <w:r>
         <w:rPr>
-          <w:rFonts w:ascii="Arial Unicode MS" w:hAnsi="Arial Unicode MS" w:eastAsia="Arial Unicode MS"/>
+          <w:rFonts w:ascii="PingFang SC" w:hAnsi="PingFang SC" w:eastAsia="PingFang SC"/>
           <w:color w:val="2E74B5"/>
           <w:sz w:val="26"/>
         </w:rPr>
@@ -205,7 +205,7 @@
       </w:pPr>
       <w:r>
         <w:rPr>
-          <w:rFonts w:ascii="Arial Unicode MS" w:hAnsi="Arial Unicode MS" w:eastAsia="Arial Unicode MS"/>
+          <w:rFonts w:ascii="PingFang SC" w:hAnsi="PingFang SC" w:eastAsia="PingFang SC"/>
           <w:color w:val="1F4D78"/>
           <w:sz w:val="24"/>
         </w:rPr>
@@ -218,7 +218,7 @@
       </w:pPr>
       <w:r>
         <w:rPr>
-          <w:rFonts w:ascii="Arial Unicode MS" w:hAnsi="Arial Unicode MS" w:eastAsia="Arial Unicode MS"/>
+          <w:rFonts w:ascii="PingFang SC" w:hAnsi="PingFang SC" w:eastAsia="PingFang SC"/>
           <w:color w:val="142039"/>
           <w:sz w:val="22"/>
         </w:rPr>
@@ -231,7 +231,7 @@
       </w:pPr>
       <w:r>
         <w:rPr>
-          <w:rFonts w:ascii="Arial Unicode MS" w:hAnsi="Arial Unicode MS" w:eastAsia="Arial Unicode MS"/>
+          <w:rFonts w:ascii="PingFang SC" w:hAnsi="PingFang SC" w:eastAsia="PingFang SC"/>
           <w:color w:val="1F4D78"/>
           <w:sz w:val="24"/>
         </w:rPr>
@@ -244,7 +244,7 @@
       </w:pPr>
       <w:r>
         <w:rPr>
-          <w:rFonts w:ascii="Arial Unicode MS" w:hAnsi="Arial Unicode MS" w:eastAsia="Arial Unicode MS"/>
+          <w:rFonts w:ascii="PingFang SC" w:hAnsi="PingFang SC" w:eastAsia="PingFang SC"/>
           <w:color w:val="142039"/>
           <w:sz w:val="22"/>
         </w:rPr>
@@ -257,7 +257,7 @@
       </w:pPr>
       <w:r>
         <w:rPr>
-          <w:rFonts w:ascii="Arial Unicode MS" w:hAnsi="Arial Unicode MS" w:eastAsia="Arial Unicode MS"/>
+          <w:rFonts w:ascii="PingFang SC" w:hAnsi="PingFang SC" w:eastAsia="PingFang SC"/>
           <w:color w:val="1F4D78"/>
           <w:sz w:val="24"/>
         </w:rPr>
@@ -270,7 +270,7 @@
       </w:pPr>
       <w:r>
         <w:rPr>
-          <w:rFonts w:ascii="Arial Unicode MS" w:hAnsi="Arial Unicode MS" w:eastAsia="Arial Unicode MS"/>
+          <w:rFonts w:ascii="PingFang SC" w:hAnsi="PingFang SC" w:eastAsia="PingFang SC"/>
           <w:color w:val="142039"/>
           <w:sz w:val="22"/>
         </w:rPr>
@@ -283,7 +283,7 @@
       </w:pPr>
       <w:r>
         <w:rPr>
-          <w:rFonts w:ascii="Arial Unicode MS" w:hAnsi="Arial Unicode MS" w:eastAsia="Arial Unicode MS"/>
+          <w:rFonts w:ascii="PingFang SC" w:hAnsi="PingFang SC" w:eastAsia="PingFang SC"/>
           <w:color w:val="2E74B5"/>
           <w:sz w:val="26"/>
         </w:rPr>
@@ -296,7 +296,7 @@
       </w:pPr>
       <w:r>
         <w:rPr>
-          <w:rFonts w:ascii="Arial Unicode MS" w:hAnsi="Arial Unicode MS" w:eastAsia="Arial Unicode MS"/>
+          <w:rFonts w:ascii="PingFang SC" w:hAnsi="PingFang SC" w:eastAsia="PingFang SC"/>
           <w:color w:val="1F4D78"/>
           <w:sz w:val="24"/>
         </w:rPr>
@@ -309,7 +309,7 @@
       </w:pPr>
       <w:r>
         <w:rPr>
-          <w:rFonts w:ascii="Arial Unicode MS" w:hAnsi="Arial Unicode MS" w:eastAsia="Arial Unicode MS"/>
+          <w:rFonts w:ascii="PingFang SC" w:hAnsi="PingFang SC" w:eastAsia="PingFang SC"/>
           <w:color w:val="142039"/>
           <w:sz w:val="22"/>
         </w:rPr>
@@ -322,7 +322,7 @@
       </w:pPr>
       <w:r>
         <w:rPr>
-          <w:rFonts w:ascii="Arial Unicode MS" w:hAnsi="Arial Unicode MS" w:eastAsia="Arial Unicode MS"/>
+          <w:rFonts w:ascii="PingFang SC" w:hAnsi="PingFang SC" w:eastAsia="PingFang SC"/>
           <w:color w:val="1F4D78"/>
           <w:sz w:val="24"/>
         </w:rPr>
@@ -335,7 +335,7 @@
       </w:pPr>
       <w:r>
         <w:rPr>
-          <w:rFonts w:ascii="Arial Unicode MS" w:hAnsi="Arial Unicode MS" w:eastAsia="Arial Unicode MS"/>
+          <w:rFonts w:ascii="PingFang SC" w:hAnsi="PingFang SC" w:eastAsia="PingFang SC"/>
           <w:color w:val="142039"/>
           <w:sz w:val="22"/>
         </w:rPr>
@@ -348,7 +348,7 @@
       </w:pPr>
       <w:r>
         <w:rPr>
-          <w:rFonts w:ascii="Arial Unicode MS" w:hAnsi="Arial Unicode MS" w:eastAsia="Arial Unicode MS"/>
+          <w:rFonts w:ascii="PingFang SC" w:hAnsi="PingFang SC" w:eastAsia="PingFang SC"/>
           <w:color w:val="1F4D78"/>
           <w:sz w:val="24"/>
         </w:rPr>
@@ -361,7 +361,7 @@
       </w:pPr>
       <w:r>
         <w:rPr>
-          <w:rFonts w:ascii="Arial Unicode MS" w:hAnsi="Arial Unicode MS" w:eastAsia="Arial Unicode MS"/>
+          <w:rFonts w:ascii="PingFang SC" w:hAnsi="PingFang SC" w:eastAsia="PingFang SC"/>
           <w:color w:val="142039"/>
           <w:sz w:val="22"/>
         </w:rPr>
@@ -374,7 +374,7 @@
       </w:pPr>
       <w:r>
         <w:rPr>
-          <w:rFonts w:ascii="Arial Unicode MS" w:hAnsi="Arial Unicode MS" w:eastAsia="Arial Unicode MS"/>
+          <w:rFonts w:ascii="PingFang SC" w:hAnsi="PingFang SC" w:eastAsia="PingFang SC"/>
           <w:color w:val="2E74B5"/>
           <w:sz w:val="26"/>
         </w:rPr>
@@ -387,7 +387,7 @@
       </w:pPr>
       <w:r>
         <w:rPr>
-          <w:rFonts w:ascii="Arial Unicode MS" w:hAnsi="Arial Unicode MS" w:eastAsia="Arial Unicode MS"/>
+          <w:rFonts w:ascii="PingFang SC" w:hAnsi="PingFang SC" w:eastAsia="PingFang SC"/>
           <w:color w:val="1F4D78"/>
           <w:sz w:val="24"/>
         </w:rPr>
@@ -400,7 +400,7 @@
       </w:pPr>
       <w:r>
         <w:rPr>
-          <w:rFonts w:ascii="Arial Unicode MS" w:hAnsi="Arial Unicode MS" w:eastAsia="Arial Unicode MS"/>
+          <w:rFonts w:ascii="PingFang SC" w:hAnsi="PingFang SC" w:eastAsia="PingFang SC"/>
           <w:color w:val="142039"/>
           <w:sz w:val="22"/>
         </w:rPr>
@@ -413,7 +413,7 @@
       </w:pPr>
       <w:r>
         <w:rPr>
-          <w:rFonts w:ascii="Arial Unicode MS" w:hAnsi="Arial Unicode MS" w:eastAsia="Arial Unicode MS"/>
+          <w:rFonts w:ascii="PingFang SC" w:hAnsi="PingFang SC" w:eastAsia="PingFang SC"/>
           <w:color w:val="1F4D78"/>
           <w:sz w:val="24"/>
         </w:rPr>
@@ -426,7 +426,7 @@
       </w:pPr>
       <w:r>
         <w:rPr>
-          <w:rFonts w:ascii="Arial Unicode MS" w:hAnsi="Arial Unicode MS" w:eastAsia="Arial Unicode MS"/>
+          <w:rFonts w:ascii="PingFang SC" w:hAnsi="PingFang SC" w:eastAsia="PingFang SC"/>
           <w:color w:val="142039"/>
           <w:sz w:val="22"/>
         </w:rPr>
@@ -439,7 +439,7 @@
       </w:pPr>
       <w:r>
         <w:rPr>
-          <w:rFonts w:ascii="Arial Unicode MS" w:hAnsi="Arial Unicode MS" w:eastAsia="Arial Unicode MS"/>
+          <w:rFonts w:ascii="PingFang SC" w:hAnsi="PingFang SC" w:eastAsia="PingFang SC"/>
           <w:color w:val="1F4D78"/>
           <w:sz w:val="24"/>
         </w:rPr>
@@ -452,7 +452,7 @@
       </w:pPr>
       <w:r>
         <w:rPr>
-          <w:rFonts w:ascii="Arial Unicode MS" w:hAnsi="Arial Unicode MS" w:eastAsia="Arial Unicode MS"/>
+          <w:rFonts w:ascii="PingFang SC" w:hAnsi="PingFang SC" w:eastAsia="PingFang SC"/>
           <w:color w:val="142039"/>
           <w:sz w:val="22"/>
         </w:rPr>
@@ -465,7 +465,7 @@
       </w:pPr>
       <w:r>
         <w:rPr>
-          <w:rFonts w:ascii="Arial Unicode MS" w:hAnsi="Arial Unicode MS" w:eastAsia="Arial Unicode MS"/>
+          <w:rFonts w:ascii="PingFang SC" w:hAnsi="PingFang SC" w:eastAsia="PingFang SC"/>
           <w:color w:val="1F4D78"/>
           <w:sz w:val="24"/>
         </w:rPr>
@@ -478,7 +478,7 @@
       </w:pPr>
       <w:r>
         <w:rPr>
-          <w:rFonts w:ascii="Arial Unicode MS" w:hAnsi="Arial Unicode MS" w:eastAsia="Arial Unicode MS"/>
+          <w:rFonts w:ascii="PingFang SC" w:hAnsi="PingFang SC" w:eastAsia="PingFang SC"/>
           <w:color w:val="142039"/>
           <w:sz w:val="22"/>
         </w:rPr>
@@ -491,7 +491,7 @@
       </w:pPr>
       <w:r>
         <w:rPr>
-          <w:rFonts w:ascii="Arial Unicode MS" w:hAnsi="Arial Unicode MS" w:eastAsia="Arial Unicode MS"/>
+          <w:rFonts w:ascii="PingFang SC" w:hAnsi="PingFang SC" w:eastAsia="PingFang SC"/>
           <w:color w:val="2E74B5"/>
           <w:sz w:val="26"/>
         </w:rPr>
@@ -504,7 +504,7 @@
       </w:pPr>
       <w:r>
         <w:rPr>
-          <w:rFonts w:ascii="Arial Unicode MS" w:hAnsi="Arial Unicode MS" w:eastAsia="Arial Unicode MS"/>
+          <w:rFonts w:ascii="PingFang SC" w:hAnsi="PingFang SC" w:eastAsia="PingFang SC"/>
           <w:color w:val="1F4D78"/>
           <w:sz w:val="24"/>
         </w:rPr>
@@ -517,11 +517,11 @@
       </w:pPr>
       <w:r>
         <w:rPr>
-          <w:rFonts w:ascii="Arial Unicode MS" w:hAnsi="Arial Unicode MS" w:eastAsia="Arial Unicode MS"/>
+          <w:rFonts w:ascii="PingFang SC" w:hAnsi="PingFang SC" w:eastAsia="PingFang SC"/>
           <w:color w:val="142039"/>
           <w:sz w:val="22"/>
         </w:rPr>
-        <w:t>同一批固定输入下，10 通全部打回、履约率 10%、P0 触发率 100%、关键流程失败率 62.3%，模型失败信号很强；正式归因没有自动绑定更强的 SOP 故障证据，因此首要根因是外呼模型。由于 NA 为 40%且有 2 项规则冲突，结论保持中置信并要求人工复核。</w:t>
+        <w:t>同一批固定输入下，10 通中 3 通打回、履约率 40%、P0 触发率 30%、关键流程失败率 25.4%，模型失败信号明确；SOP 没有高严重度问题，裁判分歧率为 0%，因此首要根因是外呼模型、中置信。归因仍是确定性信号归纳，不宣称严格因果证明。</w:t>
       </w:r>
     </w:p>
     <w:p>
@@ -530,7 +530,7 @@
       </w:pPr>
       <w:r>
         <w:rPr>
-          <w:rFonts w:ascii="Arial Unicode MS" w:hAnsi="Arial Unicode MS" w:eastAsia="Arial Unicode MS"/>
+          <w:rFonts w:ascii="PingFang SC" w:hAnsi="PingFang SC" w:eastAsia="PingFang SC"/>
           <w:color w:val="1F4D78"/>
           <w:sz w:val="24"/>
         </w:rPr>
@@ -543,7 +543,7 @@
       </w:pPr>
       <w:r>
         <w:rPr>
-          <w:rFonts w:ascii="Arial Unicode MS" w:hAnsi="Arial Unicode MS" w:eastAsia="Arial Unicode MS"/>
+          <w:rFonts w:ascii="PingFang SC" w:hAnsi="PingFang SC" w:eastAsia="PingFang SC"/>
           <w:color w:val="142039"/>
           <w:sz w:val="22"/>
         </w:rPr>
@@ -556,7 +556,7 @@
       </w:pPr>
       <w:r>
         <w:rPr>
-          <w:rFonts w:ascii="Arial Unicode MS" w:hAnsi="Arial Unicode MS" w:eastAsia="Arial Unicode MS"/>
+          <w:rFonts w:ascii="PingFang SC" w:hAnsi="PingFang SC" w:eastAsia="PingFang SC"/>
           <w:color w:val="1F4D78"/>
           <w:sz w:val="24"/>
         </w:rPr>
@@ -569,7 +569,7 @@
       </w:pPr>
       <w:r>
         <w:rPr>
-          <w:rFonts w:ascii="Arial Unicode MS" w:hAnsi="Arial Unicode MS" w:eastAsia="Arial Unicode MS"/>
+          <w:rFonts w:ascii="PingFang SC" w:hAnsi="PingFang SC" w:eastAsia="PingFang SC"/>
           <w:color w:val="142039"/>
           <w:sz w:val="22"/>
         </w:rPr>
@@ -578,11 +578,101 @@
     </w:p>
     <w:p>
       <w:pPr>
+        <w:pStyle w:val="Heading3"/>
+      </w:pPr>
+      <w:r>
+        <w:rPr>
+          <w:rFonts w:ascii="PingFang SC" w:hAnsi="PingFang SC" w:eastAsia="PingFang SC"/>
+          <w:color w:val="1F4D78"/>
+          <w:sz w:val="24"/>
+        </w:rPr>
+        <w:t>Q14：你们真的改了模型并同尺复测了吗？</w:t>
+      </w:r>
+    </w:p>
+    <w:p>
+      <w:pPr>
+        <w:spacing w:after="120" w:line="300" w:lineRule="auto"/>
+      </w:pPr>
+      <w:r>
+        <w:rPr>
+          <w:rFonts w:ascii="PingFang SC" w:hAnsi="PingFang SC" w:eastAsia="PingFang SC"/>
+          <w:color w:val="142039"/>
+          <w:sz w:val="22"/>
+        </w:rPr>
+        <w:t xml:space="preserve">做了。v1 与 v2 使用同一批 10 通用户输入，并锁定相同的 </w:t>
+      </w:r>
+      <w:r>
+        <w:rPr>
+          <w:rFonts w:ascii="Menlo" w:hAnsi="Menlo" w:eastAsia="PingFang SC"/>
+          <w:color w:val="1F4D78"/>
+          <w:sz w:val="21"/>
+        </w:rPr>
+        <w:t>instruction_hash</w:t>
+      </w:r>
+      <w:r>
+        <w:rPr>
+          <w:rFonts w:ascii="PingFang SC" w:hAnsi="PingFang SC" w:eastAsia="PingFang SC"/>
+          <w:color w:val="142039"/>
+          <w:sz w:val="22"/>
+        </w:rPr>
+        <w:t>、</w:t>
+      </w:r>
+      <w:r>
+        <w:rPr>
+          <w:rFonts w:ascii="Menlo" w:hAnsi="Menlo" w:eastAsia="PingFang SC"/>
+          <w:color w:val="1F4D78"/>
+          <w:sz w:val="21"/>
+        </w:rPr>
+        <w:t>checklist_hash</w:t>
+      </w:r>
+      <w:r>
+        <w:rPr>
+          <w:rFonts w:ascii="PingFang SC" w:hAnsi="PingFang SC" w:eastAsia="PingFang SC"/>
+          <w:color w:val="142039"/>
+          <w:sz w:val="22"/>
+        </w:rPr>
+        <w:t xml:space="preserve"> 和 </w:t>
+      </w:r>
+      <w:r>
+        <w:rPr>
+          <w:rFonts w:ascii="Menlo" w:hAnsi="Menlo" w:eastAsia="PingFang SC"/>
+          <w:color w:val="1F4D78"/>
+          <w:sz w:val="21"/>
+        </w:rPr>
+        <w:t>judge_policy_hash</w:t>
+      </w:r>
+      <w:r>
+        <w:rPr>
+          <w:rFonts w:ascii="PingFang SC" w:hAnsi="PingFang SC" w:eastAsia="PingFang SC"/>
+          <w:color w:val="142039"/>
+          <w:sz w:val="22"/>
+        </w:rPr>
+        <w:t>；只替换被测策略输出，再由正常 Judge 重评，</w:t>
+      </w:r>
+      <w:r>
+        <w:rPr>
+          <w:rFonts w:ascii="Menlo" w:hAnsi="Menlo" w:eastAsia="PingFang SC"/>
+          <w:color w:val="1F4D78"/>
+          <w:sz w:val="21"/>
+        </w:rPr>
+        <w:t>judgments_modified=false</w:t>
+      </w:r>
+      <w:r>
+        <w:rPr>
+          <w:rFonts w:ascii="PingFang SC" w:hAnsi="PingFang SC" w:eastAsia="PingFang SC"/>
+          <w:color w:val="142039"/>
+          <w:sz w:val="22"/>
+        </w:rPr>
+        <w:t>。结果从“打回”变为“可上线”，P0 3→0，履约率维持 40%，平均分 62.5→91.4。原生 diff 同时披露 6 项改善和 1 项 style 退化待复测。</w:t>
+      </w:r>
+    </w:p>
+    <w:p>
+      <w:pPr>
         <w:pStyle w:val="Heading2"/>
       </w:pPr>
       <w:r>
         <w:rPr>
-          <w:rFonts w:ascii="Arial Unicode MS" w:hAnsi="Arial Unicode MS" w:eastAsia="Arial Unicode MS"/>
+          <w:rFonts w:ascii="PingFang SC" w:hAnsi="PingFang SC" w:eastAsia="PingFang SC"/>
           <w:color w:val="2E74B5"/>
           <w:sz w:val="26"/>
         </w:rPr>
@@ -595,11 +685,11 @@
       </w:pPr>
       <w:r>
         <w:rPr>
-          <w:rFonts w:ascii="Arial Unicode MS" w:hAnsi="Arial Unicode MS" w:eastAsia="Arial Unicode MS"/>
+          <w:rFonts w:ascii="PingFang SC" w:hAnsi="PingFang SC" w:eastAsia="PingFang SC"/>
           <w:color w:val="1F4D78"/>
           <w:sz w:val="24"/>
         </w:rPr>
-        <w:t>Q14：现场展示的是缓存，算不算真正的 Demo？</w:t>
+        <w:t>Q15：现场展示的是缓存，算不算真正的 Demo？</w:t>
       </w:r>
     </w:p>
     <w:p>
@@ -608,7 +698,7 @@
       </w:pPr>
       <w:r>
         <w:rPr>
-          <w:rFonts w:ascii="Arial Unicode MS" w:hAnsi="Arial Unicode MS" w:eastAsia="Arial Unicode MS"/>
+          <w:rFonts w:ascii="PingFang SC" w:hAnsi="PingFang SC" w:eastAsia="PingFang SC"/>
           <w:color w:val="142039"/>
           <w:sz w:val="22"/>
         </w:rPr>
@@ -621,11 +711,11 @@
       </w:pPr>
       <w:r>
         <w:rPr>
-          <w:rFonts w:ascii="Arial Unicode MS" w:hAnsi="Arial Unicode MS" w:eastAsia="Arial Unicode MS"/>
+          <w:rFonts w:ascii="PingFang SC" w:hAnsi="PingFang SC" w:eastAsia="PingFang SC"/>
           <w:color w:val="1F4D78"/>
           <w:sz w:val="24"/>
         </w:rPr>
-        <w:t>Q15：如果模型后端不可用怎么办？</w:t>
+        <w:t>Q16：如果模型后端不可用怎么办？</w:t>
       </w:r>
     </w:p>
     <w:p>
@@ -634,7 +724,7 @@
       </w:pPr>
       <w:r>
         <w:rPr>
-          <w:rFonts w:ascii="Arial Unicode MS" w:hAnsi="Arial Unicode MS" w:eastAsia="Arial Unicode MS"/>
+          <w:rFonts w:ascii="PingFang SC" w:hAnsi="PingFang SC" w:eastAsia="PingFang SC"/>
           <w:color w:val="142039"/>
           <w:sz w:val="22"/>
         </w:rPr>
@@ -647,11 +737,11 @@
       </w:pPr>
       <w:r>
         <w:rPr>
-          <w:rFonts w:ascii="Arial Unicode MS" w:hAnsi="Arial Unicode MS" w:eastAsia="Arial Unicode MS"/>
+          <w:rFonts w:ascii="PingFang SC" w:hAnsi="PingFang SC" w:eastAsia="PingFang SC"/>
           <w:color w:val="1F4D78"/>
           <w:sz w:val="24"/>
         </w:rPr>
-        <w:t>Q16：如何接入企业现有系统？</w:t>
+        <w:t>Q17：如何接入企业现有系统？</w:t>
       </w:r>
     </w:p>
     <w:p>
@@ -660,7 +750,7 @@
       </w:pPr>
       <w:r>
         <w:rPr>
-          <w:rFonts w:ascii="Arial Unicode MS" w:hAnsi="Arial Unicode MS" w:eastAsia="Arial Unicode MS"/>
+          <w:rFonts w:ascii="PingFang SC" w:hAnsi="PingFang SC" w:eastAsia="PingFang SC"/>
           <w:color w:val="142039"/>
           <w:sz w:val="22"/>
         </w:rPr>
@@ -673,11 +763,11 @@
       </w:pPr>
       <w:r>
         <w:rPr>
-          <w:rFonts w:ascii="Arial Unicode MS" w:hAnsi="Arial Unicode MS" w:eastAsia="Arial Unicode MS"/>
+          <w:rFonts w:ascii="PingFang SC" w:hAnsi="PingFang SC" w:eastAsia="PingFang SC"/>
           <w:color w:val="1F4D78"/>
           <w:sz w:val="24"/>
         </w:rPr>
-        <w:t>Q17：数据安全如何保证？</w:t>
+        <w:t>Q18：数据安全如何保证？</w:t>
       </w:r>
     </w:p>
     <w:p>
@@ -686,7 +776,7 @@
       </w:pPr>
       <w:r>
         <w:rPr>
-          <w:rFonts w:ascii="Arial Unicode MS" w:hAnsi="Arial Unicode MS" w:eastAsia="Arial Unicode MS"/>
+          <w:rFonts w:ascii="PingFang SC" w:hAnsi="PingFang SC" w:eastAsia="PingFang SC"/>
           <w:color w:val="142039"/>
           <w:sz w:val="22"/>
         </w:rPr>
@@ -699,11 +789,11 @@
       </w:pPr>
       <w:r>
         <w:rPr>
-          <w:rFonts w:ascii="Arial Unicode MS" w:hAnsi="Arial Unicode MS" w:eastAsia="Arial Unicode MS"/>
+          <w:rFonts w:ascii="PingFang SC" w:hAnsi="PingFang SC" w:eastAsia="PingFang SC"/>
           <w:color w:val="1F4D78"/>
           <w:sz w:val="24"/>
         </w:rPr>
-        <w:t>Q18：能节省多少成本？</w:t>
+        <w:t>Q19：能节省多少成本？</w:t>
       </w:r>
     </w:p>
     <w:p>
@@ -712,7 +802,7 @@
       </w:pPr>
       <w:r>
         <w:rPr>
-          <w:rFonts w:ascii="Arial Unicode MS" w:hAnsi="Arial Unicode MS" w:eastAsia="Arial Unicode MS"/>
+          <w:rFonts w:ascii="PingFang SC" w:hAnsi="PingFang SC" w:eastAsia="PingFang SC"/>
           <w:color w:val="142039"/>
           <w:sz w:val="22"/>
         </w:rPr>
@@ -725,11 +815,11 @@
       </w:pPr>
       <w:r>
         <w:rPr>
-          <w:rFonts w:ascii="Arial Unicode MS" w:hAnsi="Arial Unicode MS" w:eastAsia="Arial Unicode MS"/>
+          <w:rFonts w:ascii="PingFang SC" w:hAnsi="PingFang SC" w:eastAsia="PingFang SC"/>
           <w:color w:val="1F4D78"/>
           <w:sz w:val="24"/>
         </w:rPr>
-        <w:t>Q19：你们的创新点是什么？</w:t>
+        <w:t>Q20：你们的创新点是什么？</w:t>
       </w:r>
     </w:p>
     <w:p>
@@ -738,7 +828,7 @@
       </w:pPr>
       <w:r>
         <w:rPr>
-          <w:rFonts w:ascii="Arial Unicode MS" w:hAnsi="Arial Unicode MS" w:eastAsia="Arial Unicode MS"/>
+          <w:rFonts w:ascii="PingFang SC" w:hAnsi="PingFang SC" w:eastAsia="PingFang SC"/>
           <w:color w:val="142039"/>
           <w:sz w:val="22"/>
         </w:rPr>
@@ -751,11 +841,11 @@
       </w:pPr>
       <w:r>
         <w:rPr>
-          <w:rFonts w:ascii="Arial Unicode MS" w:hAnsi="Arial Unicode MS" w:eastAsia="Arial Unicode MS"/>
+          <w:rFonts w:ascii="PingFang SC" w:hAnsi="PingFang SC" w:eastAsia="PingFang SC"/>
           <w:color w:val="1F4D78"/>
           <w:sz w:val="24"/>
         </w:rPr>
-        <w:t>Q20：如果继续做，下一步是什么？</w:t>
+        <w:t>Q21：如果继续做，下一步是什么？</w:t>
       </w:r>
     </w:p>
     <w:p>
@@ -764,7 +854,7 @@
       </w:pPr>
       <w:r>
         <w:rPr>
-          <w:rFonts w:ascii="Arial Unicode MS" w:hAnsi="Arial Unicode MS" w:eastAsia="Arial Unicode MS"/>
+          <w:rFonts w:ascii="PingFang SC" w:hAnsi="PingFang SC" w:eastAsia="PingFang SC"/>
           <w:color w:val="142039"/>
           <w:sz w:val="22"/>
         </w:rPr>
@@ -777,7 +867,7 @@
       </w:pPr>
       <w:r>
         <w:rPr>
-          <w:rFonts w:ascii="Arial Unicode MS" w:hAnsi="Arial Unicode MS" w:eastAsia="Arial Unicode MS"/>
+          <w:rFonts w:ascii="PingFang SC" w:hAnsi="PingFang SC" w:eastAsia="PingFang SC"/>
           <w:color w:val="2E74B5"/>
           <w:sz w:val="26"/>
         </w:rPr>
@@ -834,7 +924,7 @@
             </w:r>
             <w:r>
               <w:rPr>
-                <w:rFonts w:ascii="Arial Unicode MS" w:hAnsi="Arial Unicode MS" w:eastAsia="Arial Unicode MS"/>
+                <w:rFonts w:ascii="PingFang SC" w:hAnsi="PingFang SC" w:eastAsia="PingFang SC"/>
                 <w:b/>
                 <w:color w:val="1F4D78"/>
                 <w:sz w:val="18"/>
@@ -875,7 +965,7 @@
             </w:r>
             <w:r>
               <w:rPr>
-                <w:rFonts w:ascii="Arial Unicode MS" w:hAnsi="Arial Unicode MS" w:eastAsia="Arial Unicode MS"/>
+                <w:rFonts w:ascii="PingFang SC" w:hAnsi="PingFang SC" w:eastAsia="PingFang SC"/>
                 <w:b/>
                 <w:color w:val="1F4D78"/>
                 <w:sz w:val="18"/>
@@ -916,7 +1006,7 @@
             </w:r>
             <w:r>
               <w:rPr>
-                <w:rFonts w:ascii="Arial Unicode MS" w:hAnsi="Arial Unicode MS" w:eastAsia="Arial Unicode MS"/>
+                <w:rFonts w:ascii="PingFang SC" w:hAnsi="PingFang SC" w:eastAsia="PingFang SC"/>
                 <w:b/>
                 <w:color w:val="1F4D78"/>
                 <w:sz w:val="18"/>
@@ -956,7 +1046,7 @@
             <w:r/>
             <w:r>
               <w:rPr>
-                <w:rFonts w:ascii="Arial Unicode MS" w:hAnsi="Arial Unicode MS" w:eastAsia="Arial Unicode MS"/>
+                <w:rFonts w:ascii="PingFang SC" w:hAnsi="PingFang SC" w:eastAsia="PingFang SC"/>
                 <w:color w:val="142039"/>
                 <w:sz w:val="18"/>
               </w:rPr>
@@ -990,7 +1080,7 @@
             <w:r/>
             <w:r>
               <w:rPr>
-                <w:rFonts w:ascii="Arial Unicode MS" w:hAnsi="Arial Unicode MS" w:eastAsia="Arial Unicode MS"/>
+                <w:rFonts w:ascii="PingFang SC" w:hAnsi="PingFang SC" w:eastAsia="PingFang SC"/>
                 <w:color w:val="142039"/>
                 <w:sz w:val="18"/>
               </w:rPr>
@@ -1024,7 +1114,7 @@
             <w:r/>
             <w:r>
               <w:rPr>
-                <w:rFonts w:ascii="Arial Unicode MS" w:hAnsi="Arial Unicode MS" w:eastAsia="Arial Unicode MS"/>
+                <w:rFonts w:ascii="PingFang SC" w:hAnsi="PingFang SC" w:eastAsia="PingFang SC"/>
                 <w:color w:val="142039"/>
                 <w:sz w:val="18"/>
               </w:rPr>
@@ -1063,11 +1153,11 @@
             <w:r/>
             <w:r>
               <w:rPr>
-                <w:rFonts w:ascii="Arial Unicode MS" w:hAnsi="Arial Unicode MS" w:eastAsia="Arial Unicode MS"/>
+                <w:rFonts w:ascii="PingFang SC" w:hAnsi="PingFang SC" w:eastAsia="PingFang SC"/>
                 <w:color w:val="142039"/>
                 <w:sz w:val="18"/>
               </w:rPr>
-              <w:t>83 项 / 830 条</w:t>
+              <w:t>21 项 / 210 条</w:t>
             </w:r>
           </w:p>
         </w:tc>
@@ -1097,11 +1187,11 @@
             <w:r/>
             <w:r>
               <w:rPr>
-                <w:rFonts w:ascii="Arial Unicode MS" w:hAnsi="Arial Unicode MS" w:eastAsia="Arial Unicode MS"/>
+                <w:rFonts w:ascii="PingFang SC" w:hAnsi="PingFang SC" w:eastAsia="PingFang SC"/>
                 <w:color w:val="142039"/>
                 <w:sz w:val="18"/>
               </w:rPr>
-              <w:t>83 个检查点 × 10 通逐项判断</w:t>
+              <w:t>21 个冻结检查点 × 10 通逐项判断</w:t>
             </w:r>
           </w:p>
         </w:tc>
@@ -1131,11 +1221,11 @@
             <w:r/>
             <w:r>
               <w:rPr>
-                <w:rFonts w:ascii="Arial Unicode MS" w:hAnsi="Arial Unicode MS" w:eastAsia="Arial Unicode MS"/>
+                <w:rFonts w:ascii="PingFang SC" w:hAnsi="PingFang SC" w:eastAsia="PingFang SC"/>
                 <w:color w:val="142039"/>
                 <w:sz w:val="18"/>
               </w:rPr>
-              <w:t>830 通电话</w:t>
+              <w:t>210 通电话</w:t>
             </w:r>
           </w:p>
         </w:tc>
@@ -1170,11 +1260,11 @@
             <w:r/>
             <w:r>
               <w:rPr>
-                <w:rFonts w:ascii="Arial Unicode MS" w:hAnsi="Arial Unicode MS" w:eastAsia="Arial Unicode MS"/>
+                <w:rFonts w:ascii="PingFang SC" w:hAnsi="PingFang SC" w:eastAsia="PingFang SC"/>
                 <w:color w:val="142039"/>
                 <w:sz w:val="18"/>
               </w:rPr>
-              <w:t>履约 10%</w:t>
+              <w:t>履约 40%</w:t>
             </w:r>
           </w:p>
         </w:tc>
@@ -1204,11 +1294,11 @@
             <w:r/>
             <w:r>
               <w:rPr>
-                <w:rFonts w:ascii="Arial Unicode MS" w:hAnsi="Arial Unicode MS" w:eastAsia="Arial Unicode MS"/>
+                <w:rFonts w:ascii="PingFang SC" w:hAnsi="PingFang SC" w:eastAsia="PingFang SC"/>
                 <w:color w:val="142039"/>
                 <w:sz w:val="18"/>
               </w:rPr>
-              <w:t>当前固定演示批次的任务履约率</w:t>
+              <w:t>v1 固定演示批次的任务履约率</w:t>
             </w:r>
           </w:p>
         </w:tc>
@@ -1238,7 +1328,7 @@
             <w:r/>
             <w:r>
               <w:rPr>
-                <w:rFonts w:ascii="Arial Unicode MS" w:hAnsi="Arial Unicode MS" w:eastAsia="Arial Unicode MS"/>
+                <w:rFonts w:ascii="PingFang SC" w:hAnsi="PingFang SC" w:eastAsia="PingFang SC"/>
                 <w:color w:val="142039"/>
                 <w:sz w:val="18"/>
               </w:rPr>
@@ -1277,11 +1367,11 @@
             <w:r/>
             <w:r>
               <w:rPr>
-                <w:rFonts w:ascii="Arial Unicode MS" w:hAnsi="Arial Unicode MS" w:eastAsia="Arial Unicode MS"/>
+                <w:rFonts w:ascii="PingFang SC" w:hAnsi="PingFang SC" w:eastAsia="PingFang SC"/>
                 <w:color w:val="142039"/>
                 <w:sz w:val="18"/>
               </w:rPr>
-              <w:t>P0 10/10</w:t>
+              <w:t>P0 3/10</w:t>
             </w:r>
           </w:p>
         </w:tc>
@@ -1311,11 +1401,11 @@
             <w:r/>
             <w:r>
               <w:rPr>
-                <w:rFonts w:ascii="Arial Unicode MS" w:hAnsi="Arial Unicode MS" w:eastAsia="Arial Unicode MS"/>
+                <w:rFonts w:ascii="PingFang SC" w:hAnsi="PingFang SC" w:eastAsia="PingFang SC"/>
                 <w:color w:val="142039"/>
                 <w:sz w:val="18"/>
               </w:rPr>
-              <w:t>当前批次 10 通均触发 P0 门禁</w:t>
+              <w:t>v1 固定批次中 3 通触发 P0 门禁</w:t>
             </w:r>
           </w:p>
         </w:tc>
@@ -1345,7 +1435,7 @@
             <w:r/>
             <w:r>
               <w:rPr>
-                <w:rFonts w:ascii="Arial Unicode MS" w:hAnsi="Arial Unicode MS" w:eastAsia="Arial Unicode MS"/>
+                <w:rFonts w:ascii="PingFang SC" w:hAnsi="PingFang SC" w:eastAsia="PingFang SC"/>
                 <w:color w:val="142039"/>
                 <w:sz w:val="18"/>
               </w:rPr>
@@ -1384,7 +1474,7 @@
             <w:r/>
             <w:r>
               <w:rPr>
-                <w:rFonts w:ascii="Arial Unicode MS" w:hAnsi="Arial Unicode MS" w:eastAsia="Arial Unicode MS"/>
+                <w:rFonts w:ascii="PingFang SC" w:hAnsi="PingFang SC" w:eastAsia="PingFang SC"/>
                 <w:color w:val="142039"/>
                 <w:sz w:val="18"/>
               </w:rPr>
@@ -1418,7 +1508,7 @@
             <w:r/>
             <w:r>
               <w:rPr>
-                <w:rFonts w:ascii="Arial Unicode MS" w:hAnsi="Arial Unicode MS" w:eastAsia="Arial Unicode MS"/>
+                <w:rFonts w:ascii="PingFang SC" w:hAnsi="PingFang SC" w:eastAsia="PingFang SC"/>
                 <w:color w:val="142039"/>
                 <w:sz w:val="18"/>
               </w:rPr>
@@ -1452,7 +1542,7 @@
             <w:r/>
             <w:r>
               <w:rPr>
-                <w:rFonts w:ascii="Arial Unicode MS" w:hAnsi="Arial Unicode MS" w:eastAsia="Arial Unicode MS"/>
+                <w:rFonts w:ascii="PingFang SC" w:hAnsi="PingFang SC" w:eastAsia="PingFang SC"/>
                 <w:color w:val="142039"/>
                 <w:sz w:val="18"/>
               </w:rPr>
@@ -1491,7 +1581,7 @@
             <w:r/>
             <w:r>
               <w:rPr>
-                <w:rFonts w:ascii="Arial Unicode MS" w:hAnsi="Arial Unicode MS" w:eastAsia="Arial Unicode MS"/>
+                <w:rFonts w:ascii="PingFang SC" w:hAnsi="PingFang SC" w:eastAsia="PingFang SC"/>
                 <w:color w:val="142039"/>
                 <w:sz w:val="18"/>
               </w:rPr>
@@ -1525,7 +1615,7 @@
             <w:r/>
             <w:r>
               <w:rPr>
-                <w:rFonts w:ascii="Arial Unicode MS" w:hAnsi="Arial Unicode MS" w:eastAsia="Arial Unicode MS"/>
+                <w:rFonts w:ascii="PingFang SC" w:hAnsi="PingFang SC" w:eastAsia="PingFang SC"/>
                 <w:color w:val="142039"/>
                 <w:sz w:val="18"/>
               </w:rPr>
@@ -1559,7 +1649,7 @@
             <w:r/>
             <w:r>
               <w:rPr>
-                <w:rFonts w:ascii="Arial Unicode MS" w:hAnsi="Arial Unicode MS" w:eastAsia="Arial Unicode MS"/>
+                <w:rFonts w:ascii="PingFang SC" w:hAnsi="PingFang SC" w:eastAsia="PingFang SC"/>
                 <w:color w:val="142039"/>
                 <w:sz w:val="18"/>
               </w:rPr>
@@ -1598,7 +1688,7 @@
             <w:r/>
             <w:r>
               <w:rPr>
-                <w:rFonts w:ascii="Arial Unicode MS" w:hAnsi="Arial Unicode MS" w:eastAsia="Arial Unicode MS"/>
+                <w:rFonts w:ascii="PingFang SC" w:hAnsi="PingFang SC" w:eastAsia="PingFang SC"/>
                 <w:color w:val="142039"/>
                 <w:sz w:val="18"/>
               </w:rPr>
@@ -1632,7 +1722,7 @@
             <w:r/>
             <w:r>
               <w:rPr>
-                <w:rFonts w:ascii="Arial Unicode MS" w:hAnsi="Arial Unicode MS" w:eastAsia="Arial Unicode MS"/>
+                <w:rFonts w:ascii="PingFang SC" w:hAnsi="PingFang SC" w:eastAsia="PingFang SC"/>
                 <w:color w:val="142039"/>
                 <w:sz w:val="18"/>
               </w:rPr>
@@ -1666,7 +1756,7 @@
             <w:r/>
             <w:r>
               <w:rPr>
-                <w:rFonts w:ascii="Arial Unicode MS" w:hAnsi="Arial Unicode MS" w:eastAsia="Arial Unicode MS"/>
+                <w:rFonts w:ascii="PingFang SC" w:hAnsi="PingFang SC" w:eastAsia="PingFang SC"/>
                 <w:color w:val="142039"/>
                 <w:sz w:val="18"/>
               </w:rPr>
@@ -1702,7 +1792,7 @@
     </w:pPr>
     <w:r>
       <w:rPr>
-        <w:rFonts w:ascii="Arial Unicode MS" w:hAnsi="Arial Unicode MS" w:eastAsia="Arial Unicode MS"/>
+        <w:rFonts w:ascii="PingFang SC" w:hAnsi="PingFang SC" w:eastAsia="PingFang SC"/>
         <w:color w:val="687386"/>
         <w:sz w:val="17"/>
       </w:rPr>
@@ -1722,7 +1812,7 @@
     </w:pPr>
     <w:r>
       <w:rPr>
-        <w:rFonts w:ascii="Arial Unicode MS" w:hAnsi="Arial Unicode MS" w:eastAsia="Arial Unicode MS"/>
+        <w:rFonts w:ascii="PingFang SC" w:hAnsi="PingFang SC" w:eastAsia="PingFang SC"/>
         <w:b/>
         <w:color w:val="687386"/>
         <w:sz w:val="17"/>
@@ -2100,7 +2190,7 @@
       <w:spacing w:after="120" w:line="300" w:lineRule="auto"/>
     </w:pPr>
     <w:rPr>
-      <w:rFonts w:ascii="Arial Unicode MS" w:hAnsi="Arial Unicode MS" w:eastAsia="Arial Unicode MS"/>
+      <w:rFonts w:ascii="PingFang SC" w:hAnsi="PingFang SC" w:eastAsia="PingFang SC"/>
       <w:color w:val="142039"/>
       <w:sz w:val="22"/>
     </w:rPr>
@@ -2164,7 +2254,7 @@
       <w:outlineLvl w:val="0"/>
     </w:pPr>
     <w:rPr>
-      <w:rFonts w:asciiTheme="majorHAnsi" w:eastAsiaTheme="majorEastAsia" w:hAnsiTheme="majorHAnsi" w:cstheme="majorBidi" w:ascii="Arial Unicode MS" w:hAnsi="Arial Unicode MS" w:eastAsia="Arial Unicode MS"/>
+      <w:rFonts w:asciiTheme="majorHAnsi" w:eastAsiaTheme="majorEastAsia" w:hAnsiTheme="majorHAnsi" w:cstheme="majorBidi" w:ascii="PingFang SC" w:hAnsi="PingFang SC" w:eastAsia="PingFang SC"/>
       <w:b/>
       <w:bCs/>
       <w:color w:val="2E74B5"/>
@@ -2188,7 +2278,7 @@
       <w:outlineLvl w:val="1"/>
     </w:pPr>
     <w:rPr>
-      <w:rFonts w:asciiTheme="majorHAnsi" w:eastAsiaTheme="majorEastAsia" w:hAnsiTheme="majorHAnsi" w:cstheme="majorBidi" w:ascii="Arial Unicode MS" w:hAnsi="Arial Unicode MS" w:eastAsia="Arial Unicode MS"/>
+      <w:rFonts w:asciiTheme="majorHAnsi" w:eastAsiaTheme="majorEastAsia" w:hAnsiTheme="majorHAnsi" w:cstheme="majorBidi" w:ascii="PingFang SC" w:hAnsi="PingFang SC" w:eastAsia="PingFang SC"/>
       <w:b/>
       <w:bCs/>
       <w:color w:val="2E74B5"/>
@@ -2212,7 +2302,7 @@
       <w:outlineLvl w:val="2"/>
     </w:pPr>
     <w:rPr>
-      <w:rFonts w:asciiTheme="majorHAnsi" w:eastAsiaTheme="majorEastAsia" w:hAnsiTheme="majorHAnsi" w:cstheme="majorBidi" w:ascii="Arial Unicode MS" w:hAnsi="Arial Unicode MS" w:eastAsia="Arial Unicode MS"/>
+      <w:rFonts w:asciiTheme="majorHAnsi" w:eastAsiaTheme="majorEastAsia" w:hAnsiTheme="majorHAnsi" w:cstheme="majorBidi" w:ascii="PingFang SC" w:hAnsi="PingFang SC" w:eastAsia="PingFang SC"/>
       <w:b/>
       <w:bCs/>
       <w:color w:val="1F4D78"/>
@@ -2637,7 +2727,7 @@
       <w:contextualSpacing/>
     </w:pPr>
     <w:rPr>
-      <w:rFonts w:ascii="Arial Unicode MS" w:hAnsi="Arial Unicode MS" w:eastAsia="Arial Unicode MS"/>
+      <w:rFonts w:ascii="PingFang SC" w:hAnsi="PingFang SC" w:eastAsia="PingFang SC"/>
       <w:color w:val="142039"/>
       <w:sz w:val="22"/>
     </w:rPr>
@@ -2683,7 +2773,7 @@
       <w:contextualSpacing/>
     </w:pPr>
     <w:rPr>
-      <w:rFonts w:ascii="Arial Unicode MS" w:hAnsi="Arial Unicode MS" w:eastAsia="Arial Unicode MS"/>
+      <w:rFonts w:ascii="PingFang SC" w:hAnsi="PingFang SC" w:eastAsia="PingFang SC"/>
       <w:color w:val="142039"/>
       <w:sz w:val="22"/>
     </w:rPr>
